--- a/front.docx
+++ b/front.docx
@@ -95,7 +95,7 @@
           </mc:Choice>
           <mc:Fallback>
             <w:pict>
-              <v:shape w14:anchorId="363869C1" id="Graphic 1" o:spid="_x0000_s1026" style="position:absolute;margin-left:0;margin-top:0;width:612pt;height:11in;z-index:-15752192;visibility:visible;mso-wrap-style:square;mso-wrap-distance-left:0;mso-wrap-distance-top:0;mso-wrap-distance-right:0;mso-wrap-distance-bottom:0;mso-position-horizontal:absolute;mso-position-horizontal-relative:page;mso-position-vertical:absolute;mso-position-vertical-relative:page;v-text-anchor:top" coordsize="7772400,10058400" o:gfxdata="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" path="m7772400,l,,,10058400r7772400,l7772400,xe" fillcolor="#760000" stroked="f">
+              <v:shape w14:anchorId="40C36D5D" id="Graphic 1" o:spid="_x0000_s1026" style="position:absolute;margin-left:0;margin-top:0;width:612pt;height:11in;z-index:-15752192;visibility:visible;mso-wrap-style:square;mso-wrap-distance-left:0;mso-wrap-distance-top:0;mso-wrap-distance-right:0;mso-wrap-distance-bottom:0;mso-position-horizontal:absolute;mso-position-horizontal-relative:page;mso-position-vertical:absolute;mso-position-vertical-relative:page;v-text-anchor:top" coordsize="7772400,10058400" o:gfxdata="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" path="m7772400,l,,,10058400r7772400,l7772400,xe" fillcolor="#760000" stroked="f">
                 <v:path arrowok="t"/>
                 <w10:wrap anchorx="page" anchory="page"/>
               </v:shape>
@@ -175,25 +175,14 @@
           <w:sz w:val="36"/>
         </w:rPr>
       </w:pPr>
-      <w:proofErr w:type="spellStart"/>
-      <w:r>
-        <w:rPr>
-          <w:b/>
-          <w:i/>
-          <w:color w:val="FFFFFF"/>
-          <w:sz w:val="36"/>
-        </w:rPr>
-        <w:t>LuxAura</w:t>
-      </w:r>
-      <w:proofErr w:type="spellEnd"/>
-      <w:r>
-        <w:rPr>
-          <w:b/>
-          <w:i/>
-          <w:color w:val="FFFFFF"/>
-          <w:sz w:val="36"/>
-        </w:rPr>
-        <w:t xml:space="preserve"> Watch Store</w:t>
+      <w:r>
+        <w:rPr>
+          <w:b/>
+          <w:i/>
+          <w:color w:val="FFFFFF"/>
+          <w:sz w:val="36"/>
+        </w:rPr>
+        <w:t>College Management System</w:t>
       </w:r>
     </w:p>
     <w:p>
@@ -715,14 +704,6 @@
           <w:sz w:val="36"/>
         </w:rPr>
       </w:pPr>
-      <w:r>
-        <w:rPr>
-          <w:b/>
-          <w:color w:val="FFFFFF"/>
-          <w:sz w:val="36"/>
-        </w:rPr>
-        <w:t xml:space="preserve">Shraddha </w:t>
-      </w:r>
       <w:proofErr w:type="spellStart"/>
       <w:r>
         <w:rPr>
@@ -730,7 +711,7 @@
           <w:color w:val="FFFFFF"/>
           <w:sz w:val="36"/>
         </w:rPr>
-        <w:t>Sahu</w:t>
+        <w:t>Abhijeet</w:t>
       </w:r>
       <w:proofErr w:type="spellEnd"/>
       <w:r>
@@ -739,6 +720,14 @@
           <w:color w:val="FFFFFF"/>
           <w:sz w:val="36"/>
         </w:rPr>
+        <w:t xml:space="preserve"> Prasad</w:t>
+      </w:r>
+      <w:r>
+        <w:rPr>
+          <w:b/>
+          <w:color w:val="FFFFFF"/>
+          <w:sz w:val="36"/>
+        </w:rPr>
         <w:tab/>
       </w:r>
       <w:r>
@@ -765,23 +754,13 @@
         </w:rPr>
         <w:t xml:space="preserve">Mrs. </w:t>
       </w:r>
-      <w:proofErr w:type="spellStart"/>
-      <w:r>
-        <w:rPr>
-          <w:b/>
-          <w:color w:val="FFFFFF"/>
-          <w:sz w:val="36"/>
-        </w:rPr>
-        <w:t>Divya</w:t>
-      </w:r>
-      <w:proofErr w:type="spellEnd"/>
-      <w:r>
-        <w:rPr>
-          <w:b/>
-          <w:color w:val="FFFFFF"/>
-          <w:sz w:val="36"/>
-        </w:rPr>
-        <w:t xml:space="preserve"> Verma</w:t>
+      <w:r>
+        <w:rPr>
+          <w:b/>
+          <w:color w:val="FFFFFF"/>
+          <w:sz w:val="36"/>
+        </w:rPr>
+        <w:t>Neha Sahu</w:t>
       </w:r>
       <w:bookmarkStart w:id="0" w:name="_GoBack"/>
       <w:bookmarkEnd w:id="0"/>
